--- a/companies/ashcombe-advisory/Engagements/Castaneda, Adams and Davis/2019.03.15 - Status Report - Castaneda, Adams and Davis v2 FINAL.docx
+++ b/companies/ashcombe-advisory/Engagements/Castaneda, Adams and Davis/2019.03.15 - Status Report - Castaneda, Adams and Davis v2 FINAL.docx
@@ -10,11 +10,155 @@
         <w:t>Status Report: Investor Relations Program for Castaneda, Adams and Davis</w:t>
       </w:r>
     </w:p>
-    <w:p>
-      <w:r>
-        <w:t>Prepared by Michael Morris, Partner, Ashcombe Advisory Partners, for the leadership team at Castaneda, Adams and Davis. This is the last scheduled update before we bring the investor relations program to a close, and it is a short one. The work is where I hoped it would be at this stage, and nothing over the past few weeks has changed my view of the finish.</w:t>
-      </w:r>
-    </w:p>
+    <w:tbl>
+      <w:tblPr>
+        <w:tblStyle w:val="TableGrid"/>
+        <w:tblW w:type="auto" w:w="0"/>
+        <w:tblLook w:firstColumn="1" w:firstRow="1" w:lastColumn="0" w:lastRow="0" w:noHBand="0" w:noVBand="1" w:val="04A0"/>
+      </w:tblPr>
+      <w:tblGrid>
+        <w:gridCol w:w="4320"/>
+        <w:gridCol w:w="4320"/>
+      </w:tblGrid>
+      <w:tr>
+        <w:tc>
+          <w:tcPr>
+            <w:tcW w:type="dxa" w:w="4320"/>
+          </w:tcPr>
+          <w:p>
+            <w:r>
+              <w:rPr>
+                <w:b/>
+              </w:rPr>
+              <w:t>Field</w:t>
+            </w:r>
+          </w:p>
+        </w:tc>
+        <w:tc>
+          <w:tcPr>
+            <w:tcW w:type="dxa" w:w="4320"/>
+          </w:tcPr>
+          <w:p>
+            <w:r>
+              <w:rPr>
+                <w:b/>
+              </w:rPr>
+              <w:t>Detail</w:t>
+            </w:r>
+          </w:p>
+        </w:tc>
+      </w:tr>
+      <w:tr>
+        <w:tc>
+          <w:tcPr>
+            <w:tcW w:type="dxa" w:w="4320"/>
+          </w:tcPr>
+          <w:p>
+            <w:r>
+              <w:t>Engagement</w:t>
+            </w:r>
+          </w:p>
+        </w:tc>
+        <w:tc>
+          <w:tcPr>
+            <w:tcW w:type="dxa" w:w="4320"/>
+          </w:tcPr>
+          <w:p>
+            <w:r>
+              <w:t>Investor Relations Program</w:t>
+            </w:r>
+          </w:p>
+        </w:tc>
+      </w:tr>
+      <w:tr>
+        <w:tc>
+          <w:tcPr>
+            <w:tcW w:type="dxa" w:w="4320"/>
+          </w:tcPr>
+          <w:p>
+            <w:r>
+              <w:t>Client</w:t>
+            </w:r>
+          </w:p>
+        </w:tc>
+        <w:tc>
+          <w:tcPr>
+            <w:tcW w:type="dxa" w:w="4320"/>
+          </w:tcPr>
+          <w:p>
+            <w:r>
+              <w:t>Castaneda, Adams and Davis</w:t>
+            </w:r>
+          </w:p>
+        </w:tc>
+      </w:tr>
+      <w:tr>
+        <w:tc>
+          <w:tcPr>
+            <w:tcW w:type="dxa" w:w="4320"/>
+          </w:tcPr>
+          <w:p>
+            <w:r>
+              <w:t>Prepared for</w:t>
+            </w:r>
+          </w:p>
+        </w:tc>
+        <w:tc>
+          <w:tcPr>
+            <w:tcW w:type="dxa" w:w="4320"/>
+          </w:tcPr>
+          <w:p>
+            <w:r>
+              <w:t>Leadership, Castaneda, Adams and Davis</w:t>
+            </w:r>
+          </w:p>
+        </w:tc>
+      </w:tr>
+      <w:tr>
+        <w:tc>
+          <w:tcPr>
+            <w:tcW w:type="dxa" w:w="4320"/>
+          </w:tcPr>
+          <w:p>
+            <w:r>
+              <w:t>Prepared by</w:t>
+            </w:r>
+          </w:p>
+        </w:tc>
+        <w:tc>
+          <w:tcPr>
+            <w:tcW w:type="dxa" w:w="4320"/>
+          </w:tcPr>
+          <w:p>
+            <w:r>
+              <w:t>Michael Morris, Partner, Ashcombe Advisory Partners</w:t>
+            </w:r>
+          </w:p>
+        </w:tc>
+      </w:tr>
+      <w:tr>
+        <w:tc>
+          <w:tcPr>
+            <w:tcW w:type="dxa" w:w="4320"/>
+          </w:tcPr>
+          <w:p>
+            <w:r>
+              <w:t>Stage</w:t>
+            </w:r>
+          </w:p>
+        </w:tc>
+        <w:tc>
+          <w:tcPr>
+            <w:tcW w:type="dxa" w:w="4320"/>
+          </w:tcPr>
+          <w:p>
+            <w:r>
+              <w:t>Approaching completion</w:t>
+            </w:r>
+          </w:p>
+        </w:tc>
+      </w:tr>
+    </w:tbl>
     <w:p>
       <w:pPr>
         <w:pStyle w:val="Heading2"/>
@@ -25,7 +169,7 @@
     </w:p>
     <w:p>
       <w:r>
-        <w:t>We are in the final stretch of the engagement. The investor messaging is written, reviewed, and approved in its main lines, and the supporting materials are assembled and in your hands. What remains is execution and timing rather than drafting, which is the position I wanted us in before the close. The program remains within the agreed budget of $47,000, and I do not expect that to change in the weeks left to us. The scope has held steady throughout, and the hours have landed where we planned for them to land. I raise the budget here only so there is no surprise at the end: we will close inside it, with a small margin held back for the announcement support rather than the drafting, which is where late requests tend to arrive.</w:t>
+        <w:t>The investor relations program for Castaneda, Adams and Davis is now in its final stretch, and I am writing to set out where each part of the work has landed, what remains before we close, how the budget has held, and the few things I want us both watching as the engagement winds down. The program has done what we set out to do, in that the investor messaging is written, tested against real questions, and now carried consistently by the people who speak for the company, while the last announcement cycle went out on schedule and drew nothing we had not already prepared an answer for. What is left is not new work but the orderly handover of everything we have built, so that your team can run the cadence without us once the firm steps back.</w:t>
       </w:r>
     </w:p>
     <w:p>
@@ -33,12 +177,12 @@
         <w:pStyle w:val="Heading2"/>
       </w:pPr>
       <w:r>
-        <w:t>Completed this period</w:t>
+        <w:t>What we completed this period</w:t>
       </w:r>
     </w:p>
     <w:p>
       <w:r>
-        <w:t>The bulk of this period went into closing out the investor-facing materials and getting the full set through review clean.</w:t>
+        <w:t>Since the last report the effort has been about finishing and proving rather than drafting, and four items are worth calling out because each one closes a piece of the program that had been open.</w:t>
       </w:r>
     </w:p>
     <w:p>
@@ -46,7 +190,7 @@
         <w:pStyle w:val="ListBullet"/>
       </w:pPr>
       <w:r>
-        <w:t>Laura Bradley closed out the investor question-and-answer set and the short-form boilerplate, so the language your team will use in front of investors now reads in one voice rather than as a set of separate claims.</w:t>
+        <w:t>1. Laura Bradley completed the final revision of the investor Q&amp;A, folding in every question that came up on the last round of calls, so that the answers now track the language of the published update exactly and no one speaking for the company has to improvise.</w:t>
       </w:r>
     </w:p>
     <w:p>
@@ -54,7 +198,7 @@
         <w:pStyle w:val="ListBullet"/>
       </w:pPr>
       <w:r>
-        <w:t>Michelle Black assembled the supporting materials pack, the fact base, the proof points, and the disclosure timeline, so every claim can be traced back to a confirmed source before it goes external.</w:t>
+        <w:t>2. We ran the last announcement of the program through the full approval routing on time, with Michelle Black tracking each sign-off and clearing the two that were slow to come back before either could put the window at risk.</w:t>
       </w:r>
     </w:p>
     <w:p>
@@ -62,7 +206,7 @@
         <w:pStyle w:val="ListBullet"/>
       </w:pPr>
       <w:r>
-        <w:t>We completed a full round of internal review and cleared the comments, so what reaches your desk arrives clean rather than in pieces.</w:t>
+        <w:t>3. We closed the loop on message consistency by getting your spokespeople onto a single set of lines, which held all the way through the announcement without a stray phrase reaching the market.</w:t>
       </w:r>
     </w:p>
     <w:p>
@@ -70,7 +214,20 @@
         <w:pStyle w:val="ListBullet"/>
       </w:pPr>
       <w:r>
-        <w:t>We agreed the announcement sequence in principle with your team at the last working session, which leaves only the timing to settle.</w:t>
+        <w:t>4. Sandra Mcdonald assembled the working file of everything the program has produced, checked that each document is the signed and current version, and staged it for transmittal, so that nothing will be missing or out of date when we hand it across.</w:t>
+      </w:r>
+    </w:p>
+    <w:p>
+      <w:pPr>
+        <w:pStyle w:val="Heading2"/>
+      </w:pPr>
+      <w:r>
+        <w:t>The work still ahead</w:t>
+      </w:r>
+    </w:p>
+    <w:p>
+      <w:r>
+        <w:t>With the substantive work done, the effort that remains is the handover itself, and I have kept it deliberately short so that we finish cleanly rather than letting the engagement trail off into odd requests.</w:t>
       </w:r>
     </w:p>
     <w:p>
@@ -78,7 +235,23 @@
         <w:pStyle w:val="ListBullet"/>
       </w:pPr>
       <w:r>
-        <w:t>We fixed the order of the two briefings, internal first and external second, so your managers hear the messaging before the market does rather than the same day.</w:t>
+        <w:t>1. Sandra Mcdonald will transmit the complete document set to your team, and I have asked her to include a short index, so that your people can find the messaging, the Q&amp;A, and the announcement materials without having to come back to us for a copy.</w:t>
+      </w:r>
+    </w:p>
+    <w:p>
+      <w:pPr>
+        <w:pStyle w:val="ListBullet"/>
+      </w:pPr>
+      <w:r>
+        <w:t>2. Laura Bradley will write a brief handover note that explains how to keep the Q&amp;A current and how to walk a draft through approval, so that the routine we have built does not depend on our being in the room to run it.</w:t>
+      </w:r>
+    </w:p>
+    <w:p>
+      <w:pPr>
+        <w:pStyle w:val="ListBullet"/>
+      </w:pPr>
+      <w:r>
+        <w:t>3. I will hold one closing call with your leadership to talk through the handover, answer whatever comes up, and agree the point at which the firm formally steps back from the account.</w:t>
       </w:r>
     </w:p>
     <w:p>
@@ -86,12 +259,25 @@
         <w:pStyle w:val="Heading2"/>
       </w:pPr>
       <w:r>
-        <w:t>The last stretch</w:t>
+        <w:t>Budget</w:t>
       </w:r>
     </w:p>
     <w:p>
       <w:r>
-        <w:t>The remaining work is short and mostly about sequencing and handover.</w:t>
+        <w:t>The program has run within its fixed fee of $47,000, and I do not expect the handover to change that, because the tasks that remain are ones we scoped from the start, though if anything outside the original plan comes up in the closing weeks, such as materials for an event we did not anticipate, I will price it with you before any work begins rather than after it is done, so that there is no surprise on the final invoice.</w:t>
+      </w:r>
+    </w:p>
+    <w:p>
+      <w:pPr>
+        <w:pStyle w:val="Heading2"/>
+      </w:pPr>
+      <w:r>
+        <w:t>Risks I am watching</w:t>
+      </w:r>
+    </w:p>
+    <w:p>
+      <w:r>
+        <w:t>Two risks are worth naming now, not because either threatens the close, but because both are easier to settle while we are still engaged than they will be once we have stepped back.</w:t>
       </w:r>
     </w:p>
     <w:p>
@@ -99,7 +285,7 @@
         <w:pStyle w:val="ListBullet"/>
       </w:pPr>
       <w:r>
-        <w:t>Hold the leadership briefing before any external release, so your own team is not reading the messaging cold.</w:t>
+        <w:t>1. The first is continuity, in that everything we have built holds only as long as someone at Castaneda, Adams and Davis keeps the Q&amp;A current and holds the line on message discipline, and while the handover note is meant to make that person's job straightforward, the role will need an owner named on your side before we close.</w:t>
       </w:r>
     </w:p>
     <w:p>
@@ -107,78 +293,12 @@
         <w:pStyle w:val="ListBullet"/>
       </w:pPr>
       <w:r>
-        <w:t>Fix the announcement window once the two outstanding figures are cleared on your side.</w:t>
-      </w:r>
-    </w:p>
-    <w:p>
-      <w:pPr>
-        <w:pStyle w:val="ListBullet"/>
-      </w:pPr>
-      <w:r>
-        <w:t>Run the external release and the investor follow-up in the order we agreed.</w:t>
-      </w:r>
-    </w:p>
-    <w:p>
-      <w:pPr>
-        <w:pStyle w:val="ListBullet"/>
-      </w:pPr>
-      <w:r>
-        <w:t>Hand over the final materials with a short routing note, so your team can keep the messaging current after we step back.</w:t>
-      </w:r>
-    </w:p>
-    <w:p>
-      <w:pPr>
-        <w:pStyle w:val="Heading2"/>
-      </w:pPr>
-      <w:r>
-        <w:t>One decision left, and my recommendation</w:t>
+        <w:t>2. The second is the quiet stretch between announcements, where the natural pull with the program winding down is to let the messaging drift, and the surest guard against that is a single point of contact who keeps the language consistent, which is the one piece I would ask you to settle before our closing call.</w:t>
       </w:r>
     </w:p>
     <w:p>
       <w:r>
-        <w:t>There is really one open decision, and it is about timing rather than substance. You can announce in the current window, which keeps the momentum we have built and puts the story out while the messaging is fresh; or you can wait for the next reporting cycle, which is cleaner on disclosure but risks the narrative going stale and inviting questions about the delay. Both are defensible. My recommendation is the earlier window. The materials are ready, the risk of waiting is higher than the risk of moving, and a short, well-prepared announcement now is easier to control than one that has had time to leak. If your team would rather wait, we can hold the materials without any loss to the quality of the work; the only course I would advise against is leaving the decision open much longer, because the supporting figures age and the calendar starts to make the choice for us.</w:t>
-      </w:r>
-    </w:p>
-    <w:p>
-      <w:pPr>
-        <w:pStyle w:val="Heading2"/>
-      </w:pPr>
-      <w:r>
-        <w:t>Risks</w:t>
-      </w:r>
-    </w:p>
-    <w:p>
-      <w:r>
-        <w:t>The one risk worth naming is the two figures still to be cleared on your side. They do not hold up the rest of the work, but they gate anything that goes external, and they are the most common reason an otherwise-ready announcement slips. A short answer on them in the next week keeps every option open and keeps the close on the even footing the rest of the program has kept.</w:t>
-      </w:r>
-    </w:p>
-    <w:p>
-      <w:r>
-        <w:t>It has been a straightforward program to run, in large part because your team has been quick to decide when it mattered. Laura Bradley or I will follow up early next week to put the leadership briefing on the calendar, and we will send the final materials ahead of it so nothing is read cold in the room. As ever, anything you would like reflected in the messaging can come straight to me.</w:t>
-      </w:r>
-    </w:p>
-    <w:p/>
-    <w:p>
-      <w:r>
-        <w:t>_____________________________</w:t>
-      </w:r>
-    </w:p>
-    <w:p>
-      <w:r>
-        <w:rPr>
-          <w:b/>
-        </w:rPr>
-        <w:t>Michael Morris</w:t>
-      </w:r>
-    </w:p>
-    <w:p>
-      <w:r>
-        <w:t>Partner</w:t>
-      </w:r>
-    </w:p>
-    <w:p>
-      <w:r>
-        <w:t>Date: March 15, 2019</w:t>
+        <w:t>Because the handover is the last real decision left in front of us, I would ask that you name the person on your side who will own the investor messaging once the firm steps back, so that the closing call can be a handshake rather than a list of open items. With that settled, Sandra Mcdonald can transmit the file, Laura Bradley can pitch the handover note at the right reader, and we can close the program the way we ran it, in order and on time. Michael Morris, Partner, Ashcombe Advisory Partners.</w:t>
       </w:r>
     </w:p>
     <w:sectPr>
